--- a/Geometry Summary/Hardpoints Suspensão 2027.docx
+++ b/Geometry Summary/Hardpoints Suspensão 2027.docx
@@ -54,7 +54,7 @@
           <w:color w:val="595959"/>
           <w:sz w:val="18"/>
         </w:rPr>
-        <w:t>Generated 2026-09-02 by scripts/build_summary_doc.py from sla_geometry.py and steering_geometry.py. Do not hand-edit: change the config in those scripts and re-run. This document supersedes "Hardpoints Suspensão 2027", whose rate tables predated the upright-rotation sign fix (commit 0e7e524) and whose force tables assumed a different weight distribution from its own roll-stiffness section.</w:t>
+        <w:t>Generated 2026-10-12 by scripts/build_summary_doc.py from sla_geometry.py and steering_geometry.py. Do not hand-edit: change the config in those scripts and re-run. This document supersedes "Hardpoints Suspensão 2027", whose rate tables predated the upright-rotation sign fix (commit 0e7e524) and whose force tables assumed a different weight distribution from its own roll-stiffness section.</w:t>
       </w:r>
     </w:p>
     <w:p>
@@ -3475,7 +3475,7 @@
                 <w:color w:val="1A1A1A"/>
                 <w:sz w:val="19"/>
               </w:rPr>
-              <w:t>-0.3106 mm/mm</w:t>
+              <w:t>-0.1999 mm/mm</w:t>
             </w:r>
           </w:p>
         </w:tc>
@@ -3655,7 +3655,7 @@
                 <w:color w:val="1A1A1A"/>
                 <w:sz w:val="19"/>
               </w:rPr>
-              <w:t>27.9 to 43.4 mm</w:t>
+              <w:t>30.7 to 40.7 mm</w:t>
             </w:r>
           </w:p>
         </w:tc>
@@ -3880,7 +3880,7 @@
                 <w:color w:val="1A1A1A"/>
                 <w:sz w:val="19"/>
               </w:rPr>
-              <w:t>34.9 mm  (design 35.0)</w:t>
+              <w:t>35.2 mm  (design 35.0)</w:t>
             </w:r>
           </w:p>
         </w:tc>
@@ -3926,7 +3926,7 @@
                 <w:color w:val="1A1A1A"/>
                 <w:sz w:val="19"/>
               </w:rPr>
-              <w:t>-86.9 mm</w:t>
+              <w:t>-55.8 mm</w:t>
             </w:r>
           </w:p>
         </w:tc>
@@ -7937,7 +7937,7 @@
                 <w:color w:val="1A1A1A"/>
                 <w:sz w:val="19"/>
               </w:rPr>
-              <w:t>5.51°</w:t>
+              <w:t>7.82°</w:t>
             </w:r>
           </w:p>
         </w:tc>
@@ -15425,7 +15425,7 @@
           <w:color w:val="9E241C"/>
           <w:sz w:val="18"/>
         </w:rPr>
-        <w:t>No figure in this revision. geometria.png (2026-08-25) predates the current geometry and nothing in the repository regenerates it, so it would show a superseded car next to current tables. The numbers it plotted — front-view construction, camber and roll centre vs travel, half-track change, roll behaviour — are all in sections 2 and 3 as solved values.</w:t>
+        <w:t>No figure in this revision. geometria.png (2026-08-26) predates the current geometry and nothing in the repository regenerates it, so it would show a superseded car next to current tables. The numbers it plotted — front-view construction, camber and roll centre vs travel, half-track change, roll behaviour — are all in sections 2 and 3 as solved values.</w:t>
       </w:r>
     </w:p>
     <w:sectPr>
